--- a/00_제출/제출본/JB_LocalGuard_OS_MVP제안서.docx
+++ b/00_제출/제출본/JB_LocalGuard_OS_MVP제안서.docx
@@ -2,7 +2,7 @@
 <file path=word/document.xml><?xml version="1.0" encoding="utf-8"?>
 <w:document xmlns:w="http://schemas.openxmlformats.org/wordprocessingml/2006/main" xmlns:m="http://schemas.openxmlformats.org/officeDocument/2006/math" xmlns:r="http://schemas.openxmlformats.org/officeDocument/2006/relationships" xmlns:o="urn:schemas-microsoft-com:office:office" xmlns:v="urn:schemas-microsoft-com:vml" xmlns:w10="urn:schemas-microsoft-com:office:word" xmlns:a="http://schemas.openxmlformats.org/drawingml/2006/main" xmlns:pic="http://schemas.openxmlformats.org/drawingml/2006/picture" xmlns:wp="http://schemas.openxmlformats.org/drawingml/2006/wordprocessingDrawing">
   <w:body>
-    <w:bookmarkStart w:id="63" w:name="jb-localguard-os-mvp-제안서"/>
+    <w:bookmarkStart w:id="69" w:name="jb-localguard-os-mvp-제안서"/>
     <w:p>
       <w:pPr>
         <w:pStyle w:val="Heading1"/>
@@ -1056,7 +1056,7 @@
     </w:p>
     <w:bookmarkEnd w:id="19"/>
     <w:bookmarkEnd w:id="20"/>
-    <w:bookmarkStart w:id="33" w:name="제안-솔루션-개요-solution-overview"/>
+    <w:bookmarkStart w:id="36" w:name="제안-솔루션-개요-solution-overview"/>
     <w:p>
       <w:pPr>
         <w:pStyle w:val="Heading2"/>
@@ -1428,13 +1428,13 @@
       </w:r>
     </w:p>
     <w:bookmarkEnd w:id="26"/>
-    <w:bookmarkStart w:id="31" w:name="에이전트-조직-사람-승인자-ai-에이전트"/>
+    <w:bookmarkStart w:id="34" w:name="시스템-구성-에이전트-조직-사람-승인자-ai-에이전트"/>
     <w:p>
       <w:pPr>
         <w:pStyle w:val="Heading3"/>
       </w:pPr>
       <w:r>
-        <w:t xml:space="preserve">3.3 에이전트 조직 (사람 승인자 + AI 에이전트)</w:t>
+        <w:t xml:space="preserve">3.3 시스템 구성 + 에이전트 조직 (사람 승인자 + AI 에이전트)</w:t>
       </w:r>
     </w:p>
     <w:p>
@@ -1444,20 +1444,162 @@
       <w:r>
         <w:drawing>
           <wp:inline>
-            <wp:extent cx="5334000" cy="1779193"/>
+            <wp:extent cx="5334000" cy="2007741"/>
             <wp:effectExtent b="0" l="0" r="0" t="0"/>
-            <wp:docPr descr="에이전트 조직" title="" id="28" name="Picture"/>
+            <wp:docPr descr="시스템 구성도 (추상)" title="" id="28" name="Picture"/>
             <a:graphic>
               <a:graphicData uri="http://schemas.openxmlformats.org/drawingml/2006/picture">
                 <pic:pic>
                   <pic:nvPicPr>
-                    <pic:cNvPr descr="../02_제품/자산/diagrams/agent-org.png" id="29" name="Picture"/>
+                    <pic:cNvPr descr="../02_제품/자산/diagrams/system-architecture.png" id="29" name="Picture"/>
                     <pic:cNvPicPr>
                       <a:picLocks noChangeArrowheads="1" noChangeAspect="1"/>
                     </pic:cNvPicPr>
                   </pic:nvPicPr>
                   <pic:blipFill>
                     <a:blip r:embed="rId27"/>
+                    <a:stretch>
+                      <a:fillRect/>
+                    </a:stretch>
+                  </pic:blipFill>
+                  <pic:spPr bwMode="auto">
+                    <a:xfrm>
+                      <a:off x="0" y="0"/>
+                      <a:ext cx="5334000" cy="2007741"/>
+                    </a:xfrm>
+                    <a:prstGeom prst="rect">
+                      <a:avLst/>
+                    </a:prstGeom>
+                    <a:noFill/>
+                    <a:ln w="9525">
+                      <a:noFill/>
+                      <a:headEnd/>
+                      <a:tailEnd/>
+                    </a:ln>
+                  </pic:spPr>
+                </pic:pic>
+              </a:graphicData>
+            </a:graphic>
+          </wp:inline>
+        </w:drawing>
+      </w:r>
+    </w:p>
+    <w:p>
+      <w:pPr>
+        <w:pStyle w:val="ImageCaption"/>
+      </w:pPr>
+      <w:r>
+        <w:t xml:space="preserve">시스템 구성도 (추상)</w:t>
+      </w:r>
+    </w:p>
+    <w:p>
+      <w:pPr>
+        <w:pStyle w:val="BodyText"/>
+      </w:pPr>
+      <w:r>
+        <w:t xml:space="preserve">UI(4-zone 콘솔) → 케이스 런타임 → 운영 조율 에이전트 →</w:t>
+      </w:r>
+      <w:r>
+        <w:t xml:space="preserve"> </w:t>
+      </w:r>
+      <w:r>
+        <w:rPr>
+          <w:b/>
+          <w:bCs/>
+        </w:rPr>
+        <w:t xml:space="preserve">전문 Agent 메시(14종) + Skill Registry(25종)</w:t>
+      </w:r>
+      <w:r>
+        <w:t xml:space="preserve"> </w:t>
+      </w:r>
+      <w:r>
+        <w:t xml:space="preserve">→</w:t>
+      </w:r>
+      <w:r>
+        <w:t xml:space="preserve"> </w:t>
+      </w:r>
+      <w:r>
+        <w:rPr>
+          <w:b/>
+          <w:bCs/>
+        </w:rPr>
+        <w:t xml:space="preserve">데이터 거버넌스 게이트(★차별점)</w:t>
+      </w:r>
+      <w:r>
+        <w:t xml:space="preserve"> </w:t>
+      </w:r>
+      <w:r>
+        <w:t xml:space="preserve">→ 모델(국내·온프레=원본 PII / 외부 LLM=토큰만). 에이전트는 근거 커넥터(플러그인/MCP 6)를 조회하고, 모든 판단·행동·반출은</w:t>
+      </w:r>
+      <w:r>
+        <w:t xml:space="preserve"> </w:t>
+      </w:r>
+      <w:r>
+        <w:rPr>
+          <w:b/>
+          <w:bCs/>
+        </w:rPr>
+        <w:t xml:space="preserve">Evidence·Approval(L0–L4)·Audit 해시</w:t>
+      </w:r>
+      <w:r>
+        <w:t xml:space="preserve">에 기록된다. 사람 승인자(RM·준법) 2종 + 승인 게이트가 모든 고객 대상 행동을 통제한다.</w:t>
+      </w:r>
+      <w:r>
+        <w:t xml:space="preserve"> </w:t>
+      </w:r>
+      <w:r>
+        <w:rPr>
+          <w:i/>
+          <w:iCs/>
+        </w:rPr>
+        <w:t xml:space="preserve">(전 컴포넌트 전개도: §5.2 ·</w:t>
+      </w:r>
+      <w:r>
+        <w:rPr>
+          <w:i/>
+          <w:iCs/>
+        </w:rPr>
+        <w:t xml:space="preserve"> </w:t>
+      </w:r>
+      <w:hyperlink r:id="rId30">
+        <w:r>
+          <w:rPr>
+            <w:rStyle w:val="VerbatimChar"/>
+            <w:i/>
+            <w:iCs/>
+          </w:rPr>
+          <w:t xml:space="preserve">04_아키텍처/</w:t>
+        </w:r>
+      </w:hyperlink>
+      <w:r>
+        <w:rPr>
+          <w:i/>
+          <w:iCs/>
+        </w:rPr>
+        <w:t xml:space="preserve">)</w:t>
+      </w:r>
+    </w:p>
+    <w:p>
+      <w:pPr>
+        <w:pStyle w:val="CaptionedFigure"/>
+      </w:pPr>
+      <w:r>
+        <w:drawing>
+          <wp:inline>
+            <wp:extent cx="5334000" cy="1779193"/>
+            <wp:effectExtent b="0" l="0" r="0" t="0"/>
+            <wp:docPr descr="에이전트 조직" title="" id="32" name="Picture"/>
+            <a:graphic>
+              <a:graphicData uri="http://schemas.openxmlformats.org/drawingml/2006/picture">
+                <pic:pic>
+                  <pic:nvPicPr>
+                    <pic:cNvPr descr="../02_제품/자산/diagrams/agent-org.png" id="33" name="Picture"/>
+                    <pic:cNvPicPr>
+                      <a:picLocks noChangeArrowheads="1" noChangeAspect="1"/>
+                    </pic:cNvPicPr>
+                  </pic:nvPicPr>
+                  <pic:blipFill>
+                    <a:blip r:embed="rId31"/>
                     <a:stretch>
                       <a:fillRect/>
                     </a:stretch>
@@ -1492,66 +1634,8 @@
         <w:t xml:space="preserve">에이전트 조직</w:t>
       </w:r>
     </w:p>
-    <w:p>
-      <w:pPr>
-        <w:pStyle w:val="BodyText"/>
-      </w:pPr>
-      <w:r>
-        <w:t xml:space="preserve">UI(4-zone 콘솔) → 케이스 런타임 → 운영 조율 에이전트 →</w:t>
-      </w:r>
-      <w:r>
-        <w:t xml:space="preserve"> </w:t>
-      </w:r>
-      <w:r>
-        <w:rPr>
-          <w:b/>
-          <w:bCs/>
-        </w:rPr>
-        <w:t xml:space="preserve">전문 Agent 메시(14종) + Skill Registry(25종)</w:t>
-      </w:r>
-      <w:r>
-        <w:t xml:space="preserve"> </w:t>
-      </w:r>
-      <w:r>
-        <w:t xml:space="preserve">→ Evidence/거버넌스 게이트 → Approval → Audit. 사람 승인자(RM·준법) 2종 + 승인 게이트가 모든 고객 대상 행동을 통제한다.</w:t>
-      </w:r>
-      <w:r>
-        <w:t xml:space="preserve"> </w:t>
-      </w:r>
-      <w:r>
-        <w:rPr>
-          <w:i/>
-          <w:iCs/>
-        </w:rPr>
-        <w:t xml:space="preserve">(상세 다이어그램:</w:t>
-      </w:r>
-      <w:r>
-        <w:rPr>
-          <w:i/>
-          <w:iCs/>
-        </w:rPr>
-        <w:t xml:space="preserve"> </w:t>
-      </w:r>
-      <w:hyperlink r:id="rId30">
-        <w:r>
-          <w:rPr>
-            <w:rStyle w:val="VerbatimChar"/>
-            <w:i/>
-            <w:iCs/>
-          </w:rPr>
-          <w:t xml:space="preserve">04_아키텍처/</w:t>
-        </w:r>
-      </w:hyperlink>
-      <w:r>
-        <w:rPr>
-          <w:i/>
-          <w:iCs/>
-        </w:rPr>
-        <w:t xml:space="preserve">)</w:t>
-      </w:r>
-    </w:p>
-    <w:bookmarkEnd w:id="31"/>
-    <w:bookmarkStart w:id="32" w:name="왜-이-접근인가"/>
+    <w:bookmarkEnd w:id="34"/>
+    <w:bookmarkStart w:id="35" w:name="왜-이-접근인가"/>
     <w:p>
       <w:pPr>
         <w:pStyle w:val="Heading3"/>
@@ -1624,9 +1708,9 @@
         </w:pict>
       </w:r>
     </w:p>
-    <w:bookmarkEnd w:id="32"/>
-    <w:bookmarkEnd w:id="33"/>
-    <w:bookmarkStart w:id="46" w:name="주요-기능-정의-key-features"/>
+    <w:bookmarkEnd w:id="35"/>
+    <w:bookmarkEnd w:id="36"/>
+    <w:bookmarkStart w:id="49" w:name="주요-기능-정의-key-features"/>
     <w:p>
       <w:pPr>
         <w:pStyle w:val="Heading2"/>
@@ -1992,62 +2076,12 @@
                 <wp:inline>
                   <wp:extent cx="5334000" cy="3630083"/>
                   <wp:effectExtent b="0" l="0" r="0" t="0"/>
-                  <wp:docPr descr="대시보드" title="" id="35" name="Picture"/>
+                  <wp:docPr descr="대시보드" title="" id="38" name="Picture"/>
                   <a:graphic>
                     <a:graphicData uri="http://schemas.openxmlformats.org/drawingml/2006/picture">
                       <pic:pic>
                         <pic:nvPicPr>
-                          <pic:cNvPr descr="../02_제품/자산/screenshots/upgrade/01-dashboard.png" id="36" name="Picture"/>
-                          <pic:cNvPicPr>
-                            <a:picLocks noChangeArrowheads="1" noChangeAspect="1"/>
-                          </pic:cNvPicPr>
-                        </pic:nvPicPr>
-                        <pic:blipFill>
-                          <a:blip r:embed="rId34"/>
-                          <a:stretch>
-                            <a:fillRect/>
-                          </a:stretch>
-                        </pic:blipFill>
-                        <pic:spPr bwMode="auto">
-                          <a:xfrm>
-                            <a:off x="0" y="0"/>
-                            <a:ext cx="5334000" cy="3630083"/>
-                          </a:xfrm>
-                          <a:prstGeom prst="rect">
-                            <a:avLst/>
-                          </a:prstGeom>
-                          <a:noFill/>
-                          <a:ln w="9525">
-                            <a:noFill/>
-                            <a:headEnd/>
-                            <a:tailEnd/>
-                          </a:ln>
-                        </pic:spPr>
-                      </pic:pic>
-                    </a:graphicData>
-                  </a:graphic>
-                </wp:inline>
-              </w:drawing>
-            </w:r>
-          </w:p>
-        </w:tc>
-        <w:tc>
-          <w:tcPr/>
-          <w:p>
-            <w:pPr>
-              <w:pStyle w:val="Compact"/>
-            </w:pPr>
-            <w:r>
-              <w:drawing>
-                <wp:inline>
-                  <wp:extent cx="5334000" cy="3630083"/>
-                  <wp:effectExtent b="0" l="0" r="0" t="0"/>
-                  <wp:docPr descr="케이스 상세" title="" id="38" name="Picture"/>
-                  <a:graphic>
-                    <a:graphicData uri="http://schemas.openxmlformats.org/drawingml/2006/picture">
-                      <pic:pic>
-                        <pic:nvPicPr>
-                          <pic:cNvPr descr="../02_제품/자산/screenshots/upgrade/02-case-detail.png" id="39" name="Picture"/>
+                          <pic:cNvPr descr="../02_제품/자산/screenshots/upgrade/01-dashboard.png" id="39" name="Picture"/>
                           <pic:cNvPicPr>
                             <a:picLocks noChangeArrowheads="1" noChangeAspect="1"/>
                           </pic:cNvPicPr>
@@ -2081,40 +2115,6 @@
             </w:r>
           </w:p>
         </w:tc>
-      </w:tr>
-      <w:tr>
-        <w:tc>
-          <w:tcPr/>
-          <w:p>
-            <w:pPr>
-              <w:pStyle w:val="Compact"/>
-            </w:pPr>
-            <w:r>
-              <w:rPr>
-                <w:b/>
-                <w:bCs/>
-              </w:rPr>
-              <w:t xml:space="preserve">플러그인·MCP 커넥터</w:t>
-            </w:r>
-          </w:p>
-        </w:tc>
-        <w:tc>
-          <w:tcPr/>
-          <w:p>
-            <w:pPr>
-              <w:pStyle w:val="Compact"/>
-            </w:pPr>
-            <w:r>
-              <w:rPr>
-                <w:b/>
-                <w:bCs/>
-              </w:rPr>
-              <w:t xml:space="preserve">데이터 거버넌스(PII 토큰화)</w:t>
-            </w:r>
-          </w:p>
-        </w:tc>
-      </w:tr>
-      <w:tr>
         <w:tc>
           <w:tcPr/>
           <w:p>
@@ -2126,12 +2126,12 @@
                 <wp:inline>
                   <wp:extent cx="5334000" cy="3630083"/>
                   <wp:effectExtent b="0" l="0" r="0" t="0"/>
-                  <wp:docPr descr="플러그인" title="" id="41" name="Picture"/>
+                  <wp:docPr descr="케이스 상세" title="" id="41" name="Picture"/>
                   <a:graphic>
                     <a:graphicData uri="http://schemas.openxmlformats.org/drawingml/2006/picture">
                       <pic:pic>
                         <pic:nvPicPr>
-                          <pic:cNvPr descr="../02_제품/자산/screenshots/upgrade/04-plugins.png" id="42" name="Picture"/>
+                          <pic:cNvPr descr="../02_제품/자산/screenshots/upgrade/02-case-detail.png" id="42" name="Picture"/>
                           <pic:cNvPicPr>
                             <a:picLocks noChangeArrowheads="1" noChangeAspect="1"/>
                           </pic:cNvPicPr>
@@ -2165,6 +2165,40 @@
             </w:r>
           </w:p>
         </w:tc>
+      </w:tr>
+      <w:tr>
+        <w:tc>
+          <w:tcPr/>
+          <w:p>
+            <w:pPr>
+              <w:pStyle w:val="Compact"/>
+            </w:pPr>
+            <w:r>
+              <w:rPr>
+                <w:b/>
+                <w:bCs/>
+              </w:rPr>
+              <w:t xml:space="preserve">플러그인·MCP 커넥터</w:t>
+            </w:r>
+          </w:p>
+        </w:tc>
+        <w:tc>
+          <w:tcPr/>
+          <w:p>
+            <w:pPr>
+              <w:pStyle w:val="Compact"/>
+            </w:pPr>
+            <w:r>
+              <w:rPr>
+                <w:b/>
+                <w:bCs/>
+              </w:rPr>
+              <w:t xml:space="preserve">데이터 거버넌스(PII 토큰화)</w:t>
+            </w:r>
+          </w:p>
+        </w:tc>
+      </w:tr>
+      <w:tr>
         <w:tc>
           <w:tcPr/>
           <w:p>
@@ -2174,20 +2208,70 @@
             <w:r>
               <w:drawing>
                 <wp:inline>
-                  <wp:extent cx="5334000" cy="4947120"/>
+                  <wp:extent cx="5334000" cy="3630083"/>
                   <wp:effectExtent b="0" l="0" r="0" t="0"/>
-                  <wp:docPr descr="거버넌스" title="" id="44" name="Picture"/>
+                  <wp:docPr descr="플러그인" title="" id="44" name="Picture"/>
                   <a:graphic>
                     <a:graphicData uri="http://schemas.openxmlformats.org/drawingml/2006/picture">
                       <pic:pic>
                         <pic:nvPicPr>
-                          <pic:cNvPr descr="../02_제품/자산/screenshots/upgrade/05-governance.png" id="45" name="Picture"/>
+                          <pic:cNvPr descr="../02_제품/자산/screenshots/upgrade/04-plugins.png" id="45" name="Picture"/>
                           <pic:cNvPicPr>
                             <a:picLocks noChangeArrowheads="1" noChangeAspect="1"/>
                           </pic:cNvPicPr>
                         </pic:nvPicPr>
                         <pic:blipFill>
                           <a:blip r:embed="rId43"/>
+                          <a:stretch>
+                            <a:fillRect/>
+                          </a:stretch>
+                        </pic:blipFill>
+                        <pic:spPr bwMode="auto">
+                          <a:xfrm>
+                            <a:off x="0" y="0"/>
+                            <a:ext cx="5334000" cy="3630083"/>
+                          </a:xfrm>
+                          <a:prstGeom prst="rect">
+                            <a:avLst/>
+                          </a:prstGeom>
+                          <a:noFill/>
+                          <a:ln w="9525">
+                            <a:noFill/>
+                            <a:headEnd/>
+                            <a:tailEnd/>
+                          </a:ln>
+                        </pic:spPr>
+                      </pic:pic>
+                    </a:graphicData>
+                  </a:graphic>
+                </wp:inline>
+              </w:drawing>
+            </w:r>
+          </w:p>
+        </w:tc>
+        <w:tc>
+          <w:tcPr/>
+          <w:p>
+            <w:pPr>
+              <w:pStyle w:val="Compact"/>
+            </w:pPr>
+            <w:r>
+              <w:drawing>
+                <wp:inline>
+                  <wp:extent cx="5334000" cy="4947120"/>
+                  <wp:effectExtent b="0" l="0" r="0" t="0"/>
+                  <wp:docPr descr="거버넌스" title="" id="47" name="Picture"/>
+                  <a:graphic>
+                    <a:graphicData uri="http://schemas.openxmlformats.org/drawingml/2006/picture">
+                      <pic:pic>
+                        <pic:nvPicPr>
+                          <pic:cNvPr descr="../02_제품/자산/screenshots/upgrade/05-governance.png" id="48" name="Picture"/>
+                          <pic:cNvPicPr>
+                            <a:picLocks noChangeArrowheads="1" noChangeAspect="1"/>
+                          </pic:cNvPicPr>
+                        </pic:nvPicPr>
+                        <pic:blipFill>
+                          <a:blip r:embed="rId46"/>
                           <a:stretch>
                             <a:fillRect/>
                           </a:stretch>
@@ -2253,8 +2337,8 @@
         </w:pict>
       </w:r>
     </w:p>
-    <w:bookmarkEnd w:id="46"/>
-    <w:bookmarkStart w:id="51" w:name="데이터-및-기술-활용-data-tech-plan"/>
+    <w:bookmarkEnd w:id="49"/>
+    <w:bookmarkStart w:id="57" w:name="데이터-및-기술-활용-data-tech-plan"/>
     <w:p>
       <w:pPr>
         <w:pStyle w:val="Heading2"/>
@@ -2263,7 +2347,7 @@
         <w:t xml:space="preserve">5. 데이터 및 기술 활용 (Data &amp; Tech Plan)</w:t>
       </w:r>
     </w:p>
-    <w:bookmarkStart w:id="47" w:name="데이터-공개공식-출처-우선-출처-전부-명시"/>
+    <w:bookmarkStart w:id="50" w:name="데이터-공개공식-출처-우선-출처-전부-명시"/>
     <w:p>
       <w:pPr>
         <w:pStyle w:val="Heading3"/>
@@ -2344,8 +2428,8 @@
         <w:t xml:space="preserve">출처 등급을 표시.</w:t>
       </w:r>
     </w:p>
-    <w:bookmarkEnd w:id="47"/>
-    <w:bookmarkStart w:id="48" w:name="기술-ai-agent-구조-판단행동검증"/>
+    <w:bookmarkEnd w:id="50"/>
+    <w:bookmarkStart w:id="54" w:name="기술-ai-agent-구조-판단행동검증"/>
     <w:p>
       <w:pPr>
         <w:pStyle w:val="Heading3"/>
@@ -2477,8 +2561,81 @@
         <w:t xml:space="preserve">)을 서버 API로 1:1 승격.</w:t>
       </w:r>
     </w:p>
-    <w:bookmarkEnd w:id="48"/>
-    <w:bookmarkStart w:id="50" w:name="외부-데이터오픈소스상용-api의-출처라이선스제약-3.5"/>
+    <w:p>
+      <w:pPr>
+        <w:pStyle w:val="FirstParagraph"/>
+      </w:pPr>
+      <w:r>
+        <w:rPr>
+          <w:b/>
+          <w:bCs/>
+        </w:rPr>
+        <w:t xml:space="preserve">상세 시스템 구성도 (전 컴포넌트)</w:t>
+      </w:r>
+      <w:r>
+        <w:t xml:space="preserve"> </w:t>
+      </w:r>
+      <w:r>
+        <w:t xml:space="preserve">— 계층별 색 코딩으로 현재 정적 MVP 범위와 본선 승격 목표(REST API·DB+ORM)를 함께 표기:</w:t>
+      </w:r>
+    </w:p>
+    <w:p>
+      <w:pPr>
+        <w:pStyle w:val="CaptionedFigure"/>
+      </w:pPr>
+      <w:r>
+        <w:drawing>
+          <wp:inline>
+            <wp:extent cx="5334000" cy="3850668"/>
+            <wp:effectExtent b="0" l="0" r="0" t="0"/>
+            <wp:docPr descr="상세 시스템 구성도" title="" id="52" name="Picture"/>
+            <a:graphic>
+              <a:graphicData uri="http://schemas.openxmlformats.org/drawingml/2006/picture">
+                <pic:pic>
+                  <pic:nvPicPr>
+                    <pic:cNvPr descr="../02_제품/자산/diagrams/system-architecture-full.png" id="53" name="Picture"/>
+                    <pic:cNvPicPr>
+                      <a:picLocks noChangeArrowheads="1" noChangeAspect="1"/>
+                    </pic:cNvPicPr>
+                  </pic:nvPicPr>
+                  <pic:blipFill>
+                    <a:blip r:embed="rId51"/>
+                    <a:stretch>
+                      <a:fillRect/>
+                    </a:stretch>
+                  </pic:blipFill>
+                  <pic:spPr bwMode="auto">
+                    <a:xfrm>
+                      <a:off x="0" y="0"/>
+                      <a:ext cx="5334000" cy="3850668"/>
+                    </a:xfrm>
+                    <a:prstGeom prst="rect">
+                      <a:avLst/>
+                    </a:prstGeom>
+                    <a:noFill/>
+                    <a:ln w="9525">
+                      <a:noFill/>
+                      <a:headEnd/>
+                      <a:tailEnd/>
+                    </a:ln>
+                  </pic:spPr>
+                </pic:pic>
+              </a:graphicData>
+            </a:graphic>
+          </wp:inline>
+        </w:drawing>
+      </w:r>
+    </w:p>
+    <w:p>
+      <w:pPr>
+        <w:pStyle w:val="ImageCaption"/>
+      </w:pPr>
+      <w:r>
+        <w:t xml:space="preserve">상세 시스템 구성도</w:t>
+      </w:r>
+    </w:p>
+    <w:bookmarkEnd w:id="54"/>
+    <w:bookmarkStart w:id="56" w:name="외부-데이터오픈소스상용-api의-출처라이선스제약-3.5"/>
     <w:p>
       <w:pPr>
         <w:pStyle w:val="Heading3"/>
@@ -2827,7 +2984,7 @@
         </w:rPr>
         <w:t xml:space="preserve"> </w:t>
       </w:r>
-      <w:hyperlink r:id="rId49">
+      <w:hyperlink r:id="rId55">
         <w:r>
           <w:rPr>
             <w:rStyle w:val="VerbatimChar"/>
@@ -2860,9 +3017,9 @@
         </w:pict>
       </w:r>
     </w:p>
-    <w:bookmarkEnd w:id="50"/>
-    <w:bookmarkEnd w:id="51"/>
-    <w:bookmarkStart w:id="56" w:name="사용자-시나리오유즈케이스-user-scenario"/>
+    <w:bookmarkEnd w:id="56"/>
+    <w:bookmarkEnd w:id="57"/>
+    <w:bookmarkStart w:id="62" w:name="사용자-시나리오유즈케이스-user-scenario"/>
     <w:p>
       <w:pPr>
         <w:pStyle w:val="Heading2"/>
@@ -2871,7 +3028,7 @@
         <w:t xml:space="preserve">6. 사용자 시나리오/유즈케이스 (User Scenario)</w:t>
       </w:r>
     </w:p>
-    <w:bookmarkStart w:id="54" w:name="대표-유스케이스-전주-중앙로-카페-jbg-104-demosme"/>
+    <w:bookmarkStart w:id="60" w:name="대표-유스케이스-전주-중앙로-카페-jbg-104-demosme"/>
     <w:p>
       <w:pPr>
         <w:pStyle w:val="Heading3"/>
@@ -2901,18 +3058,18 @@
           <wp:inline>
             <wp:extent cx="5334000" cy="3630083"/>
             <wp:effectExtent b="0" l="0" r="0" t="0"/>
-            <wp:docPr descr="케이스 자율운영 상세" title="" id="52" name="Picture"/>
+            <wp:docPr descr="케이스 자율운영 상세" title="" id="58" name="Picture"/>
             <a:graphic>
               <a:graphicData uri="http://schemas.openxmlformats.org/drawingml/2006/picture">
                 <pic:pic>
                   <pic:nvPicPr>
-                    <pic:cNvPr descr="../02_제품/자산/screenshots/upgrade/02-case-detail.png" id="53" name="Picture"/>
+                    <pic:cNvPr descr="../02_제품/자산/screenshots/upgrade/02-case-detail.png" id="59" name="Picture"/>
                     <pic:cNvPicPr>
                       <a:picLocks noChangeArrowheads="1" noChangeAspect="1"/>
                     </pic:cNvPicPr>
                   </pic:nvPicPr>
                   <pic:blipFill>
-                    <a:blip r:embed="rId37"/>
+                    <a:blip r:embed="rId40"/>
                     <a:stretch>
                       <a:fillRect/>
                     </a:stretch>
@@ -3127,8 +3284,8 @@
         <w:t xml:space="preserve">에 누가·무엇을·언제·어떤 근거로가 기록.</w:t>
       </w:r>
     </w:p>
-    <w:bookmarkEnd w:id="54"/>
-    <w:bookmarkStart w:id="55" w:name="보조-유스케이스"/>
+    <w:bookmarkEnd w:id="60"/>
+    <w:bookmarkStart w:id="61" w:name="보조-유스케이스"/>
     <w:p>
       <w:pPr>
         <w:pStyle w:val="Heading3"/>
@@ -3227,9 +3384,9 @@
         </w:pict>
       </w:r>
     </w:p>
-    <w:bookmarkEnd w:id="55"/>
-    <w:bookmarkEnd w:id="56"/>
-    <w:bookmarkStart w:id="61" w:name="기대-효과-및-향후-확장성-expected-impact"/>
+    <w:bookmarkEnd w:id="61"/>
+    <w:bookmarkEnd w:id="62"/>
+    <w:bookmarkStart w:id="67" w:name="기대-효과-및-향후-확장성-expected-impact"/>
     <w:p>
       <w:pPr>
         <w:pStyle w:val="Heading2"/>
@@ -3238,7 +3395,7 @@
         <w:t xml:space="preserve">7. 기대 효과 및 향후 확장성 (Expected Impact)</w:t>
       </w:r>
     </w:p>
-    <w:bookmarkStart w:id="57" w:name="고객가치업무효율리스크-감소-kpi"/>
+    <w:bookmarkStart w:id="63" w:name="고객가치업무효율리스크-감소-kpi"/>
     <w:p>
       <w:pPr>
         <w:pStyle w:val="Heading3"/>
@@ -3457,8 +3614,8 @@
         <w:t xml:space="preserve">수익기회: 대환·정책금융 검토 기회 발굴, 사기 피해 차단으로 손실·분쟁 비용 절감.</w:t>
       </w:r>
     </w:p>
-    <w:bookmarkEnd w:id="57"/>
-    <w:bookmarkStart w:id="58" w:name="확장성"/>
+    <w:bookmarkEnd w:id="63"/>
+    <w:bookmarkStart w:id="64" w:name="확장성"/>
     <w:p>
       <w:pPr>
         <w:pStyle w:val="Heading3"/>
@@ -3524,8 +3681,8 @@
         <w:t xml:space="preserve">: 소상공인→중소기업→가계→전세 고객.</w:t>
       </w:r>
     </w:p>
-    <w:bookmarkEnd w:id="58"/>
-    <w:bookmarkStart w:id="59" w:name="발전-경로-poc-파일럿-내부-적용-고객-서비스화"/>
+    <w:bookmarkEnd w:id="64"/>
+    <w:bookmarkStart w:id="65" w:name="발전-경로-poc-파일럿-내부-적용-고객-서비스화"/>
     <w:p>
       <w:pPr>
         <w:pStyle w:val="Heading3"/>
@@ -3610,8 +3767,8 @@
         <w:t xml:space="preserve">: 승인된 안내·전세 위험 경고를 고객 채널로 확장.</w:t>
       </w:r>
     </w:p>
-    <w:bookmarkEnd w:id="59"/>
-    <w:bookmarkStart w:id="60" w:name="운영-리스크-대응-개인정보보안저작권환각설명가능성책임소재"/>
+    <w:bookmarkEnd w:id="65"/>
+    <w:bookmarkStart w:id="66" w:name="운영-리스크-대응-개인정보보안저작권환각설명가능성책임소재"/>
     <w:p>
       <w:pPr>
         <w:pStyle w:val="Heading3"/>
@@ -3752,9 +3909,9 @@
         </w:pict>
       </w:r>
     </w:p>
-    <w:bookmarkEnd w:id="60"/>
-    <w:bookmarkEnd w:id="61"/>
-    <w:bookmarkStart w:id="62" w:name="부록-a-심사-세부항목-25개-커버리지-맵"/>
+    <w:bookmarkEnd w:id="66"/>
+    <w:bookmarkEnd w:id="67"/>
+    <w:bookmarkStart w:id="68" w:name="부록-a-심사-세부항목-25개-커버리지-맵"/>
     <w:p>
       <w:pPr>
         <w:pStyle w:val="Heading2"/>
@@ -4451,8 +4608,8 @@
         </w:tc>
       </w:tr>
     </w:tbl>
-    <w:bookmarkEnd w:id="62"/>
-    <w:bookmarkEnd w:id="63"/>
+    <w:bookmarkEnd w:id="68"/>
+    <w:bookmarkEnd w:id="69"/>
     <w:sectPr>
       <w:footnotePr>
         <w:numRestart w:val="eachSect"/>
